--- a/docs/BAOAB/Wiener_Process_Langevin_Equation_and_BAOAB_Integrator.docx
+++ b/docs/BAOAB/Wiener_Process_Langevin_Equation_and_BAOAB_Integrator.docx
@@ -24,7 +24,123 @@
         <w:t>Wiener Process</w:t>
       </w:r>
     </w:p>
-    <w:p/>
+    <w:p>
+      <w:pPr>
+        <w:rPr>
+          <w:rFonts w:eastAsiaTheme="minorEastAsia"/>
+        </w:rPr>
+      </w:pPr>
+      <w:r>
+        <w:t xml:space="preserve">The Wiener process </w:t>
+      </w:r>
+      <m:oMath>
+        <m:sSub>
+          <m:sSubPr>
+            <m:ctrlPr>
+              <w:rPr>
+                <w:rFonts w:ascii="Cambria Math" w:hAnsi="Cambria Math"/>
+                <w:i/>
+              </w:rPr>
+            </m:ctrlPr>
+          </m:sSubPr>
+          <m:e>
+            <m:r>
+              <w:rPr>
+                <w:rFonts w:ascii="Cambria Math" w:hAnsi="Cambria Math"/>
+              </w:rPr>
+              <m:t>W</m:t>
+            </m:r>
+          </m:e>
+          <m:sub>
+            <m:r>
+              <w:rPr>
+                <w:rFonts w:ascii="Cambria Math" w:hAnsi="Cambria Math"/>
+              </w:rPr>
+              <m:t>t</m:t>
+            </m:r>
+          </m:sub>
+        </m:sSub>
+      </m:oMath>
+      <w:r>
+        <w:rPr>
+          <w:rFonts w:eastAsiaTheme="minorEastAsia"/>
+        </w:rPr>
+        <w:t xml:space="preserve"> is characterized by the following properties:</w:t>
+      </w:r>
+    </w:p>
+    <w:p>
+      <w:pPr>
+        <w:rPr>
+          <w:rFonts w:eastAsiaTheme="minorEastAsia"/>
+        </w:rPr>
+      </w:pPr>
+      <w:r>
+        <w:rPr>
+          <w:rFonts w:eastAsiaTheme="minorEastAsia"/>
+        </w:rPr>
+        <w:t xml:space="preserve">  1 </w:t>
+      </w:r>
+      <m:oMath>
+        <m:sSub>
+          <m:sSubPr>
+            <m:ctrlPr>
+              <w:rPr>
+                <w:rFonts w:ascii="Cambria Math" w:hAnsi="Cambria Math"/>
+                <w:i/>
+              </w:rPr>
+            </m:ctrlPr>
+          </m:sSubPr>
+          <m:e>
+            <m:r>
+              <w:rPr>
+                <w:rFonts w:ascii="Cambria Math" w:hAnsi="Cambria Math"/>
+              </w:rPr>
+              <m:t>W</m:t>
+            </m:r>
+          </m:e>
+          <m:sub>
+            <m:r>
+              <w:rPr>
+                <w:rFonts w:ascii="Cambria Math" w:hAnsi="Cambria Math"/>
+              </w:rPr>
+              <m:t>0</m:t>
+            </m:r>
+          </m:sub>
+        </m:sSub>
+        <m:r>
+          <w:rPr>
+            <w:rFonts w:ascii="Cambria Math" w:hAnsi="Cambria Math"/>
+          </w:rPr>
+          <m:t>=0</m:t>
+        </m:r>
+      </m:oMath>
+      <w:r>
+        <w:rPr>
+          <w:rFonts w:eastAsiaTheme="minorEastAsia"/>
+        </w:rPr>
+        <w:t xml:space="preserve"> almost surely</w:t>
+      </w:r>
+      <w:r>
+        <w:rPr>
+          <w:rStyle w:val="FootnoteReference"/>
+          <w:rFonts w:eastAsiaTheme="minorEastAsia"/>
+        </w:rPr>
+        <w:footnoteReference w:id="1"/>
+      </w:r>
+    </w:p>
+    <w:p>
+      <w:pPr>
+        <w:rPr>
+          <w:rFonts w:eastAsiaTheme="minorEastAsia"/>
+        </w:rPr>
+      </w:pPr>
+      <w:r>
+        <w:rPr>
+          <w:rFonts w:eastAsiaTheme="minorEastAsia"/>
+        </w:rPr>
+        <w:t xml:space="preserve">      </w:t>
+      </w:r>
+    </w:p>
     <w:p/>
     <w:p/>
     <w:p>
@@ -32,7 +148,7 @@
         <w:pStyle w:val="Heading1"/>
       </w:pPr>
       <w:r>
-        <w:t>References</w:t>
+        <w:t>Langevin Equation</w:t>
       </w:r>
     </w:p>
     <w:p/>
@@ -41,7 +157,17 @@
         <w:pStyle w:val="Heading1"/>
       </w:pPr>
       <w:r>
-        <w:t>Appendix</w:t>
+        <w:t xml:space="preserve">BAOAB Integrator </w:t>
+      </w:r>
+    </w:p>
+    <w:p/>
+    <w:p/>
+    <w:p>
+      <w:pPr>
+        <w:pStyle w:val="Heading1"/>
+      </w:pPr>
+      <w:r>
+        <w:t>References</w:t>
       </w:r>
     </w:p>
     <w:p>
@@ -54,6 +180,736 @@
         <w:t>[2]</w:t>
       </w:r>
     </w:p>
+    <w:p>
+      <w:r>
+        <w:t>[3]</w:t>
+      </w:r>
+    </w:p>
+    <w:p>
+      <w:r>
+        <w:t>[4]</w:t>
+      </w:r>
+    </w:p>
+    <w:p/>
+    <w:p/>
+    <w:p>
+      <w:pPr>
+        <w:pStyle w:val="Heading1"/>
+      </w:pPr>
+      <w:r>
+        <w:t>Appendix</w:t>
+      </w:r>
+    </w:p>
+    <w:p/>
+    <w:p>
+      <w:pPr>
+        <w:pStyle w:val="Heading2"/>
+      </w:pPr>
+      <w:r>
+        <w:t>Filtered Probability Space</w:t>
+      </w:r>
+    </w:p>
+    <w:p/>
+    <w:p>
+      <w:pPr>
+        <w:rPr>
+          <w:rFonts w:eastAsiaTheme="minorEastAsia"/>
+        </w:rPr>
+      </w:pPr>
+      <w:r>
+        <w:t xml:space="preserve">Let us have some abstract space </w:t>
+      </w:r>
+      <m:oMath>
+        <m:r>
+          <m:rPr>
+            <m:sty m:val="p"/>
+          </m:rPr>
+          <w:rPr>
+            <w:rFonts w:ascii="Cambria Math" w:hAnsi="Cambria Math"/>
+          </w:rPr>
+          <m:t>Ω</m:t>
+        </m:r>
+      </m:oMath>
+      <w:r>
+        <w:rPr>
+          <w:rFonts w:eastAsiaTheme="minorEastAsia"/>
+        </w:rPr>
+        <w:t xml:space="preserve">, a </w:t>
+      </w:r>
+      <m:oMath>
+        <m:r>
+          <w:rPr>
+            <w:rFonts w:ascii="Cambria Math" w:eastAsiaTheme="minorEastAsia" w:hAnsi="Cambria Math"/>
+          </w:rPr>
+          <m:t>σ</m:t>
+        </m:r>
+      </m:oMath>
+      <w:r>
+        <w:rPr>
+          <w:rFonts w:eastAsiaTheme="minorEastAsia"/>
+        </w:rPr>
+        <w:t xml:space="preserve">-algebra </w:t>
+      </w:r>
+      <m:oMath>
+        <m:r>
+          <m:rPr>
+            <m:scr m:val="script"/>
+          </m:rPr>
+          <w:rPr>
+            <w:rFonts w:ascii="Cambria Math" w:eastAsiaTheme="minorEastAsia" w:hAnsi="Cambria Math"/>
+          </w:rPr>
+          <m:t>F</m:t>
+        </m:r>
+      </m:oMath>
+      <w:r>
+        <w:rPr>
+          <w:rFonts w:eastAsiaTheme="minorEastAsia"/>
+        </w:rPr>
+        <w:t xml:space="preserve"> on </w:t>
+      </w:r>
+      <m:oMath>
+        <m:r>
+          <m:rPr>
+            <m:sty m:val="p"/>
+          </m:rPr>
+          <w:rPr>
+            <w:rFonts w:ascii="Cambria Math" w:eastAsiaTheme="minorEastAsia" w:hAnsi="Cambria Math"/>
+          </w:rPr>
+          <m:t>Ω</m:t>
+        </m:r>
+      </m:oMath>
+      <w:r>
+        <w:rPr>
+          <w:rFonts w:eastAsiaTheme="minorEastAsia"/>
+        </w:rPr>
+        <w:t xml:space="preserve">, and a </w:t>
+      </w:r>
+      <m:oMath>
+        <m:r>
+          <w:rPr>
+            <w:rFonts w:ascii="Cambria Math" w:eastAsiaTheme="minorEastAsia" w:hAnsi="Cambria Math"/>
+          </w:rPr>
+          <m:t>σ</m:t>
+        </m:r>
+      </m:oMath>
+      <w:r>
+        <w:rPr>
+          <w:rFonts w:eastAsiaTheme="minorEastAsia"/>
+        </w:rPr>
+        <w:t xml:space="preserve">-additive probability measure </w:t>
+      </w:r>
+      <m:oMath>
+        <m:r>
+          <w:rPr>
+            <w:rFonts w:ascii="Cambria Math" w:eastAsiaTheme="minorEastAsia" w:hAnsi="Cambria Math"/>
+          </w:rPr>
+          <m:t>P</m:t>
+        </m:r>
+      </m:oMath>
+      <w:r>
+        <w:rPr>
+          <w:rFonts w:eastAsiaTheme="minorEastAsia"/>
+        </w:rPr>
+        <w:t xml:space="preserve"> on </w:t>
+      </w:r>
+      <m:oMath>
+        <m:d>
+          <m:dPr>
+            <m:ctrlPr>
+              <w:rPr>
+                <w:rFonts w:ascii="Cambria Math" w:eastAsiaTheme="minorEastAsia" w:hAnsi="Cambria Math"/>
+                <w:i/>
+              </w:rPr>
+            </m:ctrlPr>
+          </m:dPr>
+          <m:e>
+            <m:r>
+              <m:rPr>
+                <m:sty m:val="p"/>
+              </m:rPr>
+              <w:rPr>
+                <w:rFonts w:ascii="Cambria Math" w:eastAsiaTheme="minorEastAsia" w:hAnsi="Cambria Math"/>
+              </w:rPr>
+              <m:t>Ω,</m:t>
+            </m:r>
+            <m:r>
+              <m:rPr>
+                <m:scr m:val="script"/>
+              </m:rPr>
+              <w:rPr>
+                <w:rFonts w:ascii="Cambria Math" w:eastAsiaTheme="minorEastAsia" w:hAnsi="Cambria Math"/>
+              </w:rPr>
+              <m:t>F</m:t>
+            </m:r>
+          </m:e>
+        </m:d>
+      </m:oMath>
+      <w:r>
+        <w:rPr>
+          <w:rFonts w:eastAsiaTheme="minorEastAsia"/>
+        </w:rPr>
+        <w:t xml:space="preserve">. The pair </w:t>
+      </w:r>
+      <m:oMath>
+        <m:d>
+          <m:dPr>
+            <m:ctrlPr>
+              <w:rPr>
+                <w:rFonts w:ascii="Cambria Math" w:eastAsiaTheme="minorEastAsia" w:hAnsi="Cambria Math"/>
+                <w:i/>
+              </w:rPr>
+            </m:ctrlPr>
+          </m:dPr>
+          <m:e>
+            <m:r>
+              <m:rPr>
+                <m:sty m:val="p"/>
+              </m:rPr>
+              <w:rPr>
+                <w:rFonts w:ascii="Cambria Math" w:eastAsiaTheme="minorEastAsia" w:hAnsi="Cambria Math"/>
+              </w:rPr>
+              <m:t>Ω,</m:t>
+            </m:r>
+            <m:r>
+              <m:rPr>
+                <m:scr m:val="script"/>
+              </m:rPr>
+              <w:rPr>
+                <w:rFonts w:ascii="Cambria Math" w:eastAsiaTheme="minorEastAsia" w:hAnsi="Cambria Math"/>
+              </w:rPr>
+              <m:t>F</m:t>
+            </m:r>
+          </m:e>
+        </m:d>
+      </m:oMath>
+      <w:r>
+        <w:rPr>
+          <w:rFonts w:eastAsiaTheme="minorEastAsia"/>
+        </w:rPr>
+        <w:t xml:space="preserve"> is </w:t>
+      </w:r>
+      <w:r>
+        <w:rPr>
+          <w:rFonts w:eastAsiaTheme="minorEastAsia"/>
+          <w:i/>
+          <w:iCs/>
+        </w:rPr>
+        <w:t>measurable space</w:t>
+      </w:r>
+      <w:r>
+        <w:rPr>
+          <w:rFonts w:eastAsiaTheme="minorEastAsia"/>
+        </w:rPr>
+        <w:t xml:space="preserve"> and the triple </w:t>
+      </w:r>
+      <m:oMath>
+        <m:d>
+          <m:dPr>
+            <m:ctrlPr>
+              <w:rPr>
+                <w:rFonts w:ascii="Cambria Math" w:eastAsiaTheme="minorEastAsia" w:hAnsi="Cambria Math"/>
+                <w:i/>
+              </w:rPr>
+            </m:ctrlPr>
+          </m:dPr>
+          <m:e>
+            <m:r>
+              <m:rPr>
+                <m:sty m:val="p"/>
+              </m:rPr>
+              <w:rPr>
+                <w:rFonts w:ascii="Cambria Math" w:eastAsiaTheme="minorEastAsia" w:hAnsi="Cambria Math"/>
+              </w:rPr>
+              <m:t>Ω,</m:t>
+            </m:r>
+            <m:r>
+              <m:rPr>
+                <m:scr m:val="script"/>
+              </m:rPr>
+              <w:rPr>
+                <w:rFonts w:ascii="Cambria Math" w:eastAsiaTheme="minorEastAsia" w:hAnsi="Cambria Math"/>
+              </w:rPr>
+              <m:t>F,</m:t>
+            </m:r>
+            <m:r>
+              <w:rPr>
+                <w:rFonts w:ascii="Cambria Math" w:eastAsiaTheme="minorEastAsia" w:hAnsi="Cambria Math"/>
+              </w:rPr>
+              <m:t>P</m:t>
+            </m:r>
+          </m:e>
+        </m:d>
+      </m:oMath>
+      <w:r>
+        <w:rPr>
+          <w:rFonts w:eastAsiaTheme="minorEastAsia"/>
+        </w:rPr>
+        <w:t xml:space="preserve"> is </w:t>
+      </w:r>
+      <w:r>
+        <w:rPr>
+          <w:rFonts w:eastAsiaTheme="minorEastAsia"/>
+          <w:i/>
+          <w:iCs/>
+        </w:rPr>
+        <w:t>probability space</w:t>
+      </w:r>
+      <w:r>
+        <w:rPr>
+          <w:rFonts w:eastAsiaTheme="minorEastAsia"/>
+        </w:rPr>
+        <w:t xml:space="preserve">. Individual points </w:t>
+      </w:r>
+      <m:oMath>
+        <m:r>
+          <w:rPr>
+            <w:rFonts w:ascii="Cambria Math" w:eastAsiaTheme="minorEastAsia" w:hAnsi="Cambria Math"/>
+          </w:rPr>
+          <m:t>ω∈</m:t>
+        </m:r>
+        <m:r>
+          <m:rPr>
+            <m:sty m:val="p"/>
+          </m:rPr>
+          <w:rPr>
+            <w:rFonts w:ascii="Cambria Math" w:eastAsiaTheme="minorEastAsia" w:hAnsi="Cambria Math"/>
+          </w:rPr>
+          <m:t>Ω</m:t>
+        </m:r>
+      </m:oMath>
+      <w:r>
+        <w:rPr>
+          <w:rFonts w:eastAsiaTheme="minorEastAsia"/>
+        </w:rPr>
+        <w:t xml:space="preserve"> represent possible outcomes for some experiment in which we are interested </w:t>
+      </w:r>
+      <w:r>
+        <w:rPr>
+          <w:rFonts w:eastAsiaTheme="minorEastAsia"/>
+        </w:rPr>
+        <w:t xml:space="preserve">and </w:t>
+      </w:r>
+      <w:r>
+        <w:rPr>
+          <w:rFonts w:eastAsiaTheme="minorEastAsia"/>
+        </w:rPr>
+        <w:t xml:space="preserve">where we want to identify an appropriate outcome space </w:t>
+      </w:r>
+      <m:oMath>
+        <m:r>
+          <m:rPr>
+            <m:sty m:val="p"/>
+          </m:rPr>
+          <w:rPr>
+            <w:rFonts w:ascii="Cambria Math" w:eastAsiaTheme="minorEastAsia" w:hAnsi="Cambria Math"/>
+          </w:rPr>
+          <m:t>Ω</m:t>
+        </m:r>
+      </m:oMath>
+      <w:r>
+        <w:rPr>
+          <w:rFonts w:eastAsiaTheme="minorEastAsia"/>
+        </w:rPr>
+        <w:t xml:space="preserve"> as a first step. </w:t>
+      </w:r>
+      <m:oMath>
+        <m:r>
+          <m:rPr>
+            <m:scr m:val="script"/>
+          </m:rPr>
+          <w:rPr>
+            <w:rFonts w:ascii="Cambria Math" w:eastAsiaTheme="minorEastAsia" w:hAnsi="Cambria Math"/>
+          </w:rPr>
+          <m:t>F</m:t>
+        </m:r>
+      </m:oMath>
+      <w:r>
+        <w:rPr>
+          <w:rFonts w:eastAsiaTheme="minorEastAsia"/>
+        </w:rPr>
+        <w:t xml:space="preserve"> specifies the set of all events, subsets of </w:t>
+      </w:r>
+      <m:oMath>
+        <m:r>
+          <m:rPr>
+            <m:sty m:val="p"/>
+          </m:rPr>
+          <w:rPr>
+            <w:rFonts w:ascii="Cambria Math" w:eastAsiaTheme="minorEastAsia" w:hAnsi="Cambria Math"/>
+          </w:rPr>
+          <m:t>Ω</m:t>
+        </m:r>
+      </m:oMath>
+      <w:r>
+        <w:rPr>
+          <w:rFonts w:eastAsiaTheme="minorEastAsia"/>
+        </w:rPr>
+        <w:t xml:space="preserve">, to which we are prepared to assign probability numbers. The probability numbers </w:t>
+      </w:r>
+      <m:oMath>
+        <m:r>
+          <w:rPr>
+            <w:rFonts w:ascii="Cambria Math" w:eastAsiaTheme="minorEastAsia" w:hAnsi="Cambria Math"/>
+          </w:rPr>
+          <m:t>P</m:t>
+        </m:r>
+        <m:d>
+          <m:dPr>
+            <m:ctrlPr>
+              <w:rPr>
+                <w:rFonts w:ascii="Cambria Math" w:eastAsiaTheme="minorEastAsia" w:hAnsi="Cambria Math"/>
+                <w:i/>
+              </w:rPr>
+            </m:ctrlPr>
+          </m:dPr>
+          <m:e>
+            <m:r>
+              <w:rPr>
+                <w:rFonts w:ascii="Cambria Math" w:eastAsiaTheme="minorEastAsia" w:hAnsi="Cambria Math"/>
+              </w:rPr>
+              <m:t>∙</m:t>
+            </m:r>
+          </m:e>
+        </m:d>
+      </m:oMath>
+      <w:r>
+        <w:rPr>
+          <w:rFonts w:eastAsiaTheme="minorEastAsia"/>
+        </w:rPr>
+        <w:t xml:space="preserve"> reflect the relative likelihood of various events.</w:t>
+      </w:r>
+    </w:p>
+    <w:p>
+      <w:pPr>
+        <w:rPr>
+          <w:iCs/>
+        </w:rPr>
+      </w:pPr>
+      <w:r>
+        <w:rPr>
+          <w:rFonts w:eastAsiaTheme="minorEastAsia"/>
+        </w:rPr>
+        <w:t xml:space="preserve">  We take as a primitive a probability space </w:t>
+      </w:r>
+      <m:oMath>
+        <m:d>
+          <m:dPr>
+            <m:ctrlPr>
+              <w:rPr>
+                <w:rFonts w:ascii="Cambria Math" w:eastAsiaTheme="minorEastAsia" w:hAnsi="Cambria Math"/>
+                <w:i/>
+              </w:rPr>
+            </m:ctrlPr>
+          </m:dPr>
+          <m:e>
+            <m:r>
+              <m:rPr>
+                <m:sty m:val="p"/>
+              </m:rPr>
+              <w:rPr>
+                <w:rFonts w:ascii="Cambria Math" w:eastAsiaTheme="minorEastAsia" w:hAnsi="Cambria Math"/>
+              </w:rPr>
+              <m:t>Ω,</m:t>
+            </m:r>
+            <m:r>
+              <m:rPr>
+                <m:scr m:val="script"/>
+              </m:rPr>
+              <w:rPr>
+                <w:rFonts w:ascii="Cambria Math" w:eastAsiaTheme="minorEastAsia" w:hAnsi="Cambria Math"/>
+              </w:rPr>
+              <m:t>F,</m:t>
+            </m:r>
+            <m:r>
+              <w:rPr>
+                <w:rFonts w:ascii="Cambria Math" w:eastAsiaTheme="minorEastAsia" w:hAnsi="Cambria Math"/>
+              </w:rPr>
+              <m:t>P</m:t>
+            </m:r>
+          </m:e>
+        </m:d>
+      </m:oMath>
+      <w:r>
+        <w:rPr>
+          <w:rFonts w:eastAsiaTheme="minorEastAsia"/>
+        </w:rPr>
+        <w:t xml:space="preserve"> and a family </w:t>
+      </w:r>
+      <m:oMath>
+        <m:r>
+          <m:rPr>
+            <m:scr m:val="fraktur"/>
+          </m:rPr>
+          <w:rPr>
+            <w:rFonts w:ascii="Cambria Math" w:eastAsiaTheme="minorEastAsia" w:hAnsi="Cambria Math"/>
+          </w:rPr>
+          <m:t>F=</m:t>
+        </m:r>
+        <m:d>
+          <m:dPr>
+            <m:begChr m:val="{"/>
+            <m:endChr m:val="}"/>
+            <m:ctrlPr>
+              <w:rPr>
+                <w:rFonts w:ascii="Cambria Math" w:eastAsiaTheme="minorEastAsia" w:hAnsi="Cambria Math"/>
+                <w:i/>
+              </w:rPr>
+            </m:ctrlPr>
+          </m:dPr>
+          <m:e>
+            <m:sSub>
+              <m:sSubPr>
+                <m:ctrlPr>
+                  <w:rPr>
+                    <w:rFonts w:ascii="Cambria Math" w:eastAsiaTheme="minorEastAsia" w:hAnsi="Cambria Math"/>
+                    <w:i/>
+                  </w:rPr>
+                </m:ctrlPr>
+              </m:sSubPr>
+              <m:e>
+                <m:r>
+                  <m:rPr>
+                    <m:scr m:val="script"/>
+                  </m:rPr>
+                  <w:rPr>
+                    <w:rFonts w:ascii="Cambria Math" w:eastAsiaTheme="minorEastAsia" w:hAnsi="Cambria Math"/>
+                  </w:rPr>
+                  <m:t>F</m:t>
+                </m:r>
+              </m:e>
+              <m:sub>
+                <m:r>
+                  <w:rPr>
+                    <w:rFonts w:ascii="Cambria Math" w:eastAsiaTheme="minorEastAsia" w:hAnsi="Cambria Math"/>
+                  </w:rPr>
+                  <m:t>t</m:t>
+                </m:r>
+              </m:sub>
+            </m:sSub>
+            <m:r>
+              <w:rPr>
+                <w:rFonts w:ascii="Cambria Math" w:eastAsiaTheme="minorEastAsia" w:hAnsi="Cambria Math"/>
+              </w:rPr>
+              <m:t>,t≥0</m:t>
+            </m:r>
+          </m:e>
+        </m:d>
+      </m:oMath>
+      <w:r>
+        <w:rPr>
+          <w:rFonts w:eastAsiaTheme="minorEastAsia"/>
+        </w:rPr>
+        <w:t xml:space="preserve"> of </w:t>
+      </w:r>
+      <m:oMath>
+        <m:r>
+          <w:rPr>
+            <w:rFonts w:ascii="Cambria Math" w:eastAsiaTheme="minorEastAsia" w:hAnsi="Cambria Math"/>
+          </w:rPr>
+          <m:t>σ</m:t>
+        </m:r>
+      </m:oMath>
+      <w:r>
+        <w:rPr>
+          <w:rFonts w:eastAsiaTheme="minorEastAsia"/>
+        </w:rPr>
+        <w:t xml:space="preserve">-algebras on </w:t>
+      </w:r>
+      <m:oMath>
+        <m:r>
+          <m:rPr>
+            <m:sty m:val="p"/>
+          </m:rPr>
+          <w:rPr>
+            <w:rFonts w:ascii="Cambria Math" w:eastAsiaTheme="minorEastAsia" w:hAnsi="Cambria Math"/>
+          </w:rPr>
+          <m:t>Ω</m:t>
+        </m:r>
+      </m:oMath>
+      <w:r>
+        <w:rPr>
+          <w:rFonts w:eastAsiaTheme="minorEastAsia"/>
+        </w:rPr>
+        <w:t xml:space="preserve"> such that </w:t>
+      </w:r>
+      <w:r>
+        <w:rPr>
+          <w:rFonts w:eastAsiaTheme="minorEastAsia"/>
+        </w:rPr>
+        <w:t xml:space="preserve">(a) </w:t>
+      </w:r>
+      <m:oMath>
+        <m:sSub>
+          <m:sSubPr>
+            <m:ctrlPr>
+              <w:rPr>
+                <w:rFonts w:ascii="Cambria Math" w:eastAsiaTheme="minorEastAsia" w:hAnsi="Cambria Math"/>
+                <w:i/>
+              </w:rPr>
+            </m:ctrlPr>
+          </m:sSubPr>
+          <m:e>
+            <m:r>
+              <m:rPr>
+                <m:scr m:val="script"/>
+              </m:rPr>
+              <w:rPr>
+                <w:rFonts w:ascii="Cambria Math" w:eastAsiaTheme="minorEastAsia" w:hAnsi="Cambria Math"/>
+              </w:rPr>
+              <m:t>F</m:t>
+            </m:r>
+          </m:e>
+          <m:sub>
+            <m:r>
+              <w:rPr>
+                <w:rFonts w:ascii="Cambria Math" w:eastAsiaTheme="minorEastAsia" w:hAnsi="Cambria Math"/>
+              </w:rPr>
+              <m:t>t</m:t>
+            </m:r>
+          </m:sub>
+        </m:sSub>
+        <m:r>
+          <w:rPr>
+            <w:rFonts w:ascii="Cambria Math" w:eastAsiaTheme="minorEastAsia" w:hAnsi="Cambria Math"/>
+          </w:rPr>
+          <m:t>⊆</m:t>
+        </m:r>
+        <m:r>
+          <m:rPr>
+            <m:scr m:val="script"/>
+          </m:rPr>
+          <w:rPr>
+            <w:rFonts w:ascii="Cambria Math" w:eastAsiaTheme="minorEastAsia" w:hAnsi="Cambria Math"/>
+          </w:rPr>
+          <m:t>F</m:t>
+        </m:r>
+      </m:oMath>
+      <w:r>
+        <w:rPr>
+          <w:rFonts w:eastAsiaTheme="minorEastAsia"/>
+        </w:rPr>
+        <w:t xml:space="preserve"> for all </w:t>
+      </w:r>
+      <m:oMath>
+        <m:r>
+          <w:rPr>
+            <w:rFonts w:ascii="Cambria Math" w:eastAsiaTheme="minorEastAsia" w:hAnsi="Cambria Math"/>
+          </w:rPr>
+          <m:t>t</m:t>
+        </m:r>
+        <m:r>
+          <w:rPr>
+            <w:rFonts w:ascii="Cambria Math" w:eastAsiaTheme="minorEastAsia" w:hAnsi="Cambria Math"/>
+          </w:rPr>
+          <m:t>≥0</m:t>
+        </m:r>
+      </m:oMath>
+      <w:r>
+        <w:rPr>
+          <w:rFonts w:eastAsiaTheme="minorEastAsia"/>
+        </w:rPr>
+        <w:t xml:space="preserve"> and (b)  </w:t>
+      </w:r>
+      <m:oMath>
+        <m:sSub>
+          <m:sSubPr>
+            <m:ctrlPr>
+              <w:rPr>
+                <w:rFonts w:ascii="Cambria Math" w:eastAsiaTheme="minorEastAsia" w:hAnsi="Cambria Math"/>
+                <w:i/>
+              </w:rPr>
+            </m:ctrlPr>
+          </m:sSubPr>
+          <m:e>
+            <m:r>
+              <m:rPr>
+                <m:scr m:val="script"/>
+              </m:rPr>
+              <w:rPr>
+                <w:rFonts w:ascii="Cambria Math" w:eastAsiaTheme="minorEastAsia" w:hAnsi="Cambria Math"/>
+              </w:rPr>
+              <m:t>F</m:t>
+            </m:r>
+          </m:e>
+          <m:sub>
+            <m:r>
+              <w:rPr>
+                <w:rFonts w:ascii="Cambria Math" w:eastAsiaTheme="minorEastAsia" w:hAnsi="Cambria Math"/>
+              </w:rPr>
+              <m:t>s</m:t>
+            </m:r>
+          </m:sub>
+        </m:sSub>
+        <m:r>
+          <w:rPr>
+            <w:rFonts w:ascii="Cambria Math" w:eastAsiaTheme="minorEastAsia" w:hAnsi="Cambria Math"/>
+          </w:rPr>
+          <m:t>⊆</m:t>
+        </m:r>
+        <m:sSub>
+          <m:sSubPr>
+            <m:ctrlPr>
+              <w:rPr>
+                <w:rFonts w:ascii="Cambria Math" w:eastAsiaTheme="minorEastAsia" w:hAnsi="Cambria Math"/>
+                <w:i/>
+              </w:rPr>
+            </m:ctrlPr>
+          </m:sSubPr>
+          <m:e>
+            <m:r>
+              <m:rPr>
+                <m:scr m:val="script"/>
+              </m:rPr>
+              <w:rPr>
+                <w:rFonts w:ascii="Cambria Math" w:eastAsiaTheme="minorEastAsia" w:hAnsi="Cambria Math"/>
+              </w:rPr>
+              <m:t>F</m:t>
+            </m:r>
+          </m:e>
+          <m:sub>
+            <m:r>
+              <w:rPr>
+                <w:rFonts w:ascii="Cambria Math" w:eastAsiaTheme="minorEastAsia" w:hAnsi="Cambria Math"/>
+              </w:rPr>
+              <m:t>t</m:t>
+            </m:r>
+          </m:sub>
+        </m:sSub>
+      </m:oMath>
+      <w:r>
+        <w:rPr>
+          <w:rFonts w:eastAsiaTheme="minorEastAsia"/>
+        </w:rPr>
+        <w:t xml:space="preserve"> </w:t>
+      </w:r>
+      <w:r>
+        <w:rPr>
+          <w:rFonts w:eastAsiaTheme="minorEastAsia"/>
+        </w:rPr>
+        <w:t>if</w:t>
+      </w:r>
+      <w:r>
+        <w:rPr>
+          <w:rFonts w:eastAsiaTheme="minorEastAsia"/>
+        </w:rPr>
+        <w:t xml:space="preserve"> </w:t>
+      </w:r>
+      <m:oMath>
+        <m:r>
+          <w:rPr>
+            <w:rFonts w:ascii="Cambria Math" w:eastAsiaTheme="minorEastAsia" w:hAnsi="Cambria Math"/>
+          </w:rPr>
+          <m:t>s≤t</m:t>
+        </m:r>
+      </m:oMath>
+      <w:r>
+        <w:rPr>
+          <w:rFonts w:eastAsiaTheme="minorEastAsia"/>
+        </w:rPr>
+        <w:t>.</w:t>
+      </w:r>
+    </w:p>
+    <w:p/>
     <w:p/>
     <w:sectPr>
       <w:pgSz w:w="12240" w:h="15840"/>
@@ -63,6 +919,259 @@
     </w:sectPr>
   </w:body>
 </w:document>
+</file>
+
+<file path=word/endnotes.xml><?xml version="1.0" encoding="utf-8"?>
+<w:endnotes xmlns:wpc="http://schemas.microsoft.com/office/word/2010/wordprocessingCanvas" xmlns:cx="http://schemas.microsoft.com/office/drawing/2014/chartex" xmlns:cx1="http://schemas.microsoft.com/office/drawing/2015/9/8/chartex" xmlns:cx2="http://schemas.microsoft.com/office/drawing/2015/10/21/chartex" xmlns:cx3="http://schemas.microsoft.com/office/drawing/2016/5/9/chartex" xmlns:cx4="http://schemas.microsoft.com/office/drawing/2016/5/10/chartex" xmlns:cx5="http://schemas.microsoft.com/office/drawing/2016/5/11/chartex" xmlns:cx6="http://schemas.microsoft.com/office/drawing/2016/5/12/chartex" xmlns:cx7="http://schemas.microsoft.com/office/drawing/2016/5/13/chartex" xmlns:cx8="http://schemas.microsoft.com/office/drawing/2016/5/14/chartex" xmlns:mc="http://schemas.openxmlformats.org/markup-compatibility/2006" xmlns:aink="http://schemas.microsoft.com/office/drawing/2016/ink" xmlns:am3d="http://schemas.microsoft.com/office/drawing/2017/model3d" xmlns:o="urn:schemas-microsoft-com:office:office" xmlns:oel="http://schemas.microsoft.com/office/2019/extlst" xmlns:r="http://schemas.openxmlformats.org/officeDocument/2006/relationships" xmlns:m="http://schemas.openxmlformats.org/officeDocument/2006/math" xmlns:v="urn:schemas-microsoft-com:vml" xmlns:wp14="http://schemas.microsoft.com/office/word/2010/wordprocessingDrawing" xmlns:wp="http://schemas.openxmlformats.org/drawingml/2006/wordprocessingDrawing" xmlns:w10="urn:schemas-microsoft-com:office:word" xmlns:w="http://schemas.openxmlformats.org/wordprocessingml/2006/main" xmlns:w14="http://schemas.microsoft.com/office/word/2010/wordml" xmlns:w15="http://schemas.microsoft.com/office/word/2012/wordml" xmlns:w16cex="http://schemas.microsoft.com/office/word/2018/wordml/cex" xmlns:w16cid="http://schemas.microsoft.com/office/word/2016/wordml/cid" xmlns:w16="http://schemas.microsoft.com/office/word/2018/wordml" xmlns:w16sdtdh="http://schemas.microsoft.com/office/word/2020/wordml/sdtdatahash" xmlns:w16se="http://schemas.microsoft.com/office/word/2015/wordml/symex" xmlns:wpg="http://schemas.microsoft.com/office/word/2010/wordprocessingGroup" xmlns:wpi="http://schemas.microsoft.com/office/word/2010/wordprocessingInk" xmlns:wne="http://schemas.microsoft.com/office/word/2006/wordml" xmlns:wps="http://schemas.microsoft.com/office/word/2010/wordprocessingShape" mc:Ignorable="w14 w15 w16se w16cid w16 w16cex w16sdtdh wp14">
+  <w:endnote w:type="separator" w:id="-1">
+    <w:p>
+      <w:r>
+        <w:separator/>
+      </w:r>
+    </w:p>
+  </w:endnote>
+  <w:endnote w:type="continuationSeparator" w:id="0">
+    <w:p>
+      <w:r>
+        <w:continuationSeparator/>
+      </w:r>
+    </w:p>
+  </w:endnote>
+</w:endnotes>
+</file>
+
+<file path=word/footnotes.xml><?xml version="1.0" encoding="utf-8"?>
+<w:footnotes xmlns:wpc="http://schemas.microsoft.com/office/word/2010/wordprocessingCanvas" xmlns:cx="http://schemas.microsoft.com/office/drawing/2014/chartex" xmlns:cx1="http://schemas.microsoft.com/office/drawing/2015/9/8/chartex" xmlns:cx2="http://schemas.microsoft.com/office/drawing/2015/10/21/chartex" xmlns:cx3="http://schemas.microsoft.com/office/drawing/2016/5/9/chartex" xmlns:cx4="http://schemas.microsoft.com/office/drawing/2016/5/10/chartex" xmlns:cx5="http://schemas.microsoft.com/office/drawing/2016/5/11/chartex" xmlns:cx6="http://schemas.microsoft.com/office/drawing/2016/5/12/chartex" xmlns:cx7="http://schemas.microsoft.com/office/drawing/2016/5/13/chartex" xmlns:cx8="http://schemas.microsoft.com/office/drawing/2016/5/14/chartex" xmlns:mc="http://schemas.openxmlformats.org/markup-compatibility/2006" xmlns:aink="http://schemas.microsoft.com/office/drawing/2016/ink" xmlns:am3d="http://schemas.microsoft.com/office/drawing/2017/model3d" xmlns:o="urn:schemas-microsoft-com:office:office" xmlns:oel="http://schemas.microsoft.com/office/2019/extlst" xmlns:r="http://schemas.openxmlformats.org/officeDocument/2006/relationships" xmlns:m="http://schemas.openxmlformats.org/officeDocument/2006/math" xmlns:v="urn:schemas-microsoft-com:vml" xmlns:wp14="http://schemas.microsoft.com/office/word/2010/wordprocessingDrawing" xmlns:wp="http://schemas.openxmlformats.org/drawingml/2006/wordprocessingDrawing" xmlns:w10="urn:schemas-microsoft-com:office:word" xmlns:w="http://schemas.openxmlformats.org/wordprocessingml/2006/main" xmlns:w14="http://schemas.microsoft.com/office/word/2010/wordml" xmlns:w15="http://schemas.microsoft.com/office/word/2012/wordml" xmlns:w16cex="http://schemas.microsoft.com/office/word/2018/wordml/cex" xmlns:w16cid="http://schemas.microsoft.com/office/word/2016/wordml/cid" xmlns:w16="http://schemas.microsoft.com/office/word/2018/wordml" xmlns:w16sdtdh="http://schemas.microsoft.com/office/word/2020/wordml/sdtdatahash" xmlns:w16se="http://schemas.microsoft.com/office/word/2015/wordml/symex" xmlns:wpg="http://schemas.microsoft.com/office/word/2010/wordprocessingGroup" xmlns:wpi="http://schemas.microsoft.com/office/word/2010/wordprocessingInk" xmlns:wne="http://schemas.microsoft.com/office/word/2006/wordml" xmlns:wps="http://schemas.microsoft.com/office/word/2010/wordprocessingShape" mc:Ignorable="w14 w15 w16se w16cid w16 w16cex w16sdtdh wp14">
+  <w:footnote w:type="separator" w:id="-1">
+    <w:p>
+      <w:r>
+        <w:separator/>
+      </w:r>
+    </w:p>
+  </w:footnote>
+  <w:footnote w:type="continuationSeparator" w:id="0">
+    <w:p>
+      <w:r>
+        <w:continuationSeparator/>
+      </w:r>
+    </w:p>
+  </w:footnote>
+  <w:footnote w:id="1">
+    <w:p>
+      <w:pPr>
+        <w:pStyle w:val="FootnoteText"/>
+      </w:pPr>
+      <w:r>
+        <w:rPr>
+          <w:rStyle w:val="FootnoteReference"/>
+        </w:rPr>
+        <w:footnoteRef/>
+      </w:r>
+      <w:r>
+        <w:t xml:space="preserve"> abbrev. </w:t>
+      </w:r>
+      <w:r>
+        <w:rPr>
+          <w:b/>
+          <w:bCs/>
+        </w:rPr>
+        <w:t>a.s.</w:t>
+      </w:r>
+      <w:r>
+        <w:t xml:space="preserve"> if it happens with probability 1 (with respect to the probability measure); the set of outcomes on which the event does not occur has probability 0, even though the set might not be empty. analogous to the concept of “almost everywhere” in measure theory.</w:t>
+      </w:r>
+    </w:p>
+  </w:footnote>
+</w:footnotes>
+</file>
+
+<file path=word/numbering.xml><?xml version="1.0" encoding="utf-8"?>
+<w:numbering xmlns:wpc="http://schemas.microsoft.com/office/word/2010/wordprocessingCanvas" xmlns:cx="http://schemas.microsoft.com/office/drawing/2014/chartex" xmlns:cx1="http://schemas.microsoft.com/office/drawing/2015/9/8/chartex" xmlns:cx2="http://schemas.microsoft.com/office/drawing/2015/10/21/chartex" xmlns:cx3="http://schemas.microsoft.com/office/drawing/2016/5/9/chartex" xmlns:cx4="http://schemas.microsoft.com/office/drawing/2016/5/10/chartex" xmlns:cx5="http://schemas.microsoft.com/office/drawing/2016/5/11/chartex" xmlns:cx6="http://schemas.microsoft.com/office/drawing/2016/5/12/chartex" xmlns:cx7="http://schemas.microsoft.com/office/drawing/2016/5/13/chartex" xmlns:cx8="http://schemas.microsoft.com/office/drawing/2016/5/14/chartex" xmlns:mc="http://schemas.openxmlformats.org/markup-compatibility/2006" xmlns:aink="http://schemas.microsoft.com/office/drawing/2016/ink" xmlns:am3d="http://schemas.microsoft.com/office/drawing/2017/model3d" xmlns:o="urn:schemas-microsoft-com:office:office" xmlns:oel="http://schemas.microsoft.com/office/2019/extlst" xmlns:r="http://schemas.openxmlformats.org/officeDocument/2006/relationships" xmlns:m="http://schemas.openxmlformats.org/officeDocument/2006/math" xmlns:v="urn:schemas-microsoft-com:vml" xmlns:wp14="http://schemas.microsoft.com/office/word/2010/wordprocessingDrawing" xmlns:wp="http://schemas.openxmlformats.org/drawingml/2006/wordprocessingDrawing" xmlns:w10="urn:schemas-microsoft-com:office:word" xmlns:w="http://schemas.openxmlformats.org/wordprocessingml/2006/main" xmlns:w14="http://schemas.microsoft.com/office/word/2010/wordml" xmlns:w15="http://schemas.microsoft.com/office/word/2012/wordml" xmlns:w16cex="http://schemas.microsoft.com/office/word/2018/wordml/cex" xmlns:w16cid="http://schemas.microsoft.com/office/word/2016/wordml/cid" xmlns:w16="http://schemas.microsoft.com/office/word/2018/wordml" xmlns:w16sdtdh="http://schemas.microsoft.com/office/word/2020/wordml/sdtdatahash" xmlns:w16se="http://schemas.microsoft.com/office/word/2015/wordml/symex" xmlns:wpg="http://schemas.microsoft.com/office/word/2010/wordprocessingGroup" xmlns:wpi="http://schemas.microsoft.com/office/word/2010/wordprocessingInk" xmlns:wne="http://schemas.microsoft.com/office/word/2006/wordml" xmlns:wps="http://schemas.microsoft.com/office/word/2010/wordprocessingShape" mc:Ignorable="w14 w15 w16se w16cid w16 w16cex w16sdtdh wp14">
+  <w:abstractNum w:abstractNumId="0" w15:restartNumberingAfterBreak="0">
+    <w:nsid w:val="42C66D2C"/>
+    <w:multiLevelType w:val="hybridMultilevel"/>
+    <w:tmpl w:val="05828AFA"/>
+    <w:lvl w:ilvl="0" w:tplc="D136BCD0">
+      <w:start w:val="1"/>
+      <w:numFmt w:val="decimal"/>
+      <w:lvlText w:val="%1."/>
+      <w:lvlJc w:val="left"/>
+      <w:pPr>
+        <w:ind w:left="720" w:hanging="360"/>
+      </w:pPr>
+      <w:rPr>
+        <w:rFonts w:eastAsiaTheme="minorEastAsia" w:hint="default"/>
+      </w:rPr>
+    </w:lvl>
+    <w:lvl w:ilvl="1" w:tplc="04090019" w:tentative="1">
+      <w:start w:val="1"/>
+      <w:numFmt w:val="lowerLetter"/>
+      <w:lvlText w:val="%2."/>
+      <w:lvlJc w:val="left"/>
+      <w:pPr>
+        <w:ind w:left="1440" w:hanging="360"/>
+      </w:pPr>
+    </w:lvl>
+    <w:lvl w:ilvl="2" w:tplc="0409001B" w:tentative="1">
+      <w:start w:val="1"/>
+      <w:numFmt w:val="lowerRoman"/>
+      <w:lvlText w:val="%3."/>
+      <w:lvlJc w:val="right"/>
+      <w:pPr>
+        <w:ind w:left="2160" w:hanging="180"/>
+      </w:pPr>
+    </w:lvl>
+    <w:lvl w:ilvl="3" w:tplc="0409000F" w:tentative="1">
+      <w:start w:val="1"/>
+      <w:numFmt w:val="decimal"/>
+      <w:lvlText w:val="%4."/>
+      <w:lvlJc w:val="left"/>
+      <w:pPr>
+        <w:ind w:left="2880" w:hanging="360"/>
+      </w:pPr>
+    </w:lvl>
+    <w:lvl w:ilvl="4" w:tplc="04090019" w:tentative="1">
+      <w:start w:val="1"/>
+      <w:numFmt w:val="lowerLetter"/>
+      <w:lvlText w:val="%5."/>
+      <w:lvlJc w:val="left"/>
+      <w:pPr>
+        <w:ind w:left="3600" w:hanging="360"/>
+      </w:pPr>
+    </w:lvl>
+    <w:lvl w:ilvl="5" w:tplc="0409001B" w:tentative="1">
+      <w:start w:val="1"/>
+      <w:numFmt w:val="lowerRoman"/>
+      <w:lvlText w:val="%6."/>
+      <w:lvlJc w:val="right"/>
+      <w:pPr>
+        <w:ind w:left="4320" w:hanging="180"/>
+      </w:pPr>
+    </w:lvl>
+    <w:lvl w:ilvl="6" w:tplc="0409000F" w:tentative="1">
+      <w:start w:val="1"/>
+      <w:numFmt w:val="decimal"/>
+      <w:lvlText w:val="%7."/>
+      <w:lvlJc w:val="left"/>
+      <w:pPr>
+        <w:ind w:left="5040" w:hanging="360"/>
+      </w:pPr>
+    </w:lvl>
+    <w:lvl w:ilvl="7" w:tplc="04090019" w:tentative="1">
+      <w:start w:val="1"/>
+      <w:numFmt w:val="lowerLetter"/>
+      <w:lvlText w:val="%8."/>
+      <w:lvlJc w:val="left"/>
+      <w:pPr>
+        <w:ind w:left="5760" w:hanging="360"/>
+      </w:pPr>
+    </w:lvl>
+    <w:lvl w:ilvl="8" w:tplc="0409001B" w:tentative="1">
+      <w:start w:val="1"/>
+      <w:numFmt w:val="lowerRoman"/>
+      <w:lvlText w:val="%9."/>
+      <w:lvlJc w:val="right"/>
+      <w:pPr>
+        <w:ind w:left="6480" w:hanging="180"/>
+      </w:pPr>
+    </w:lvl>
+  </w:abstractNum>
+  <w:abstractNum w:abstractNumId="1" w15:restartNumberingAfterBreak="0">
+    <w:nsid w:val="72BC62DC"/>
+    <w:multiLevelType w:val="hybridMultilevel"/>
+    <w:tmpl w:val="517A4F72"/>
+    <w:lvl w:ilvl="0" w:tplc="96EA14B8">
+      <w:start w:val="1"/>
+      <w:numFmt w:val="decimal"/>
+      <w:lvlText w:val="%1"/>
+      <w:lvlJc w:val="left"/>
+      <w:pPr>
+        <w:ind w:left="440" w:hanging="360"/>
+      </w:pPr>
+      <w:rPr>
+        <w:rFonts w:eastAsiaTheme="minorHAnsi" w:hint="default"/>
+      </w:rPr>
+    </w:lvl>
+    <w:lvl w:ilvl="1" w:tplc="04090019" w:tentative="1">
+      <w:start w:val="1"/>
+      <w:numFmt w:val="lowerLetter"/>
+      <w:lvlText w:val="%2."/>
+      <w:lvlJc w:val="left"/>
+      <w:pPr>
+        <w:ind w:left="1160" w:hanging="360"/>
+      </w:pPr>
+    </w:lvl>
+    <w:lvl w:ilvl="2" w:tplc="0409001B" w:tentative="1">
+      <w:start w:val="1"/>
+      <w:numFmt w:val="lowerRoman"/>
+      <w:lvlText w:val="%3."/>
+      <w:lvlJc w:val="right"/>
+      <w:pPr>
+        <w:ind w:left="1880" w:hanging="180"/>
+      </w:pPr>
+    </w:lvl>
+    <w:lvl w:ilvl="3" w:tplc="0409000F" w:tentative="1">
+      <w:start w:val="1"/>
+      <w:numFmt w:val="decimal"/>
+      <w:lvlText w:val="%4."/>
+      <w:lvlJc w:val="left"/>
+      <w:pPr>
+        <w:ind w:left="2600" w:hanging="360"/>
+      </w:pPr>
+    </w:lvl>
+    <w:lvl w:ilvl="4" w:tplc="04090019" w:tentative="1">
+      <w:start w:val="1"/>
+      <w:numFmt w:val="lowerLetter"/>
+      <w:lvlText w:val="%5."/>
+      <w:lvlJc w:val="left"/>
+      <w:pPr>
+        <w:ind w:left="3320" w:hanging="360"/>
+      </w:pPr>
+    </w:lvl>
+    <w:lvl w:ilvl="5" w:tplc="0409001B" w:tentative="1">
+      <w:start w:val="1"/>
+      <w:numFmt w:val="lowerRoman"/>
+      <w:lvlText w:val="%6."/>
+      <w:lvlJc w:val="right"/>
+      <w:pPr>
+        <w:ind w:left="4040" w:hanging="180"/>
+      </w:pPr>
+    </w:lvl>
+    <w:lvl w:ilvl="6" w:tplc="0409000F" w:tentative="1">
+      <w:start w:val="1"/>
+      <w:numFmt w:val="decimal"/>
+      <w:lvlText w:val="%7."/>
+      <w:lvlJc w:val="left"/>
+      <w:pPr>
+        <w:ind w:left="4760" w:hanging="360"/>
+      </w:pPr>
+    </w:lvl>
+    <w:lvl w:ilvl="7" w:tplc="04090019" w:tentative="1">
+      <w:start w:val="1"/>
+      <w:numFmt w:val="lowerLetter"/>
+      <w:lvlText w:val="%8."/>
+      <w:lvlJc w:val="left"/>
+      <w:pPr>
+        <w:ind w:left="5480" w:hanging="360"/>
+      </w:pPr>
+    </w:lvl>
+    <w:lvl w:ilvl="8" w:tplc="0409001B" w:tentative="1">
+      <w:start w:val="1"/>
+      <w:numFmt w:val="lowerRoman"/>
+      <w:lvlText w:val="%9."/>
+      <w:lvlJc w:val="right"/>
+      <w:pPr>
+        <w:ind w:left="6200" w:hanging="180"/>
+      </w:pPr>
+    </w:lvl>
+  </w:abstractNum>
+  <w:num w:numId="1" w16cid:durableId="1395928579">
+    <w:abstractNumId w:val="0"/>
+  </w:num>
+  <w:num w:numId="2" w16cid:durableId="829833445">
+    <w:abstractNumId w:val="1"/>
+  </w:num>
+</w:numbering>
 </file>
 
 <file path=word/styles.xml><?xml version="1.0" encoding="utf-8"?>
@@ -493,7 +1602,6 @@
     <w:next w:val="Normal"/>
     <w:link w:val="Heading2Char"/>
     <w:uiPriority w:val="9"/>
-    <w:semiHidden/>
     <w:unhideWhenUsed/>
     <w:qFormat/>
     <w:rsid w:val="00296C22"/>
@@ -707,7 +1815,6 @@
     <w:basedOn w:val="DefaultParagraphFont"/>
     <w:link w:val="Heading2"/>
     <w:uiPriority w:val="9"/>
-    <w:semiHidden/>
     <w:rsid w:val="00296C22"/>
     <w:rPr>
       <w:rFonts w:asciiTheme="majorHAnsi" w:eastAsiaTheme="majorEastAsia" w:hAnsiTheme="majorHAnsi" w:cstheme="majorBidi"/>
@@ -976,6 +2083,53 @@
       <w:smallCaps/>
       <w:color w:val="2F5496" w:themeColor="accent1" w:themeShade="BF"/>
       <w:spacing w:val="5"/>
+    </w:rPr>
+  </w:style>
+  <w:style w:type="character" w:styleId="PlaceholderText">
+    <w:name w:val="Placeholder Text"/>
+    <w:basedOn w:val="DefaultParagraphFont"/>
+    <w:uiPriority w:val="99"/>
+    <w:semiHidden/>
+    <w:rsid w:val="00E479BD"/>
+    <w:rPr>
+      <w:color w:val="666666"/>
+    </w:rPr>
+  </w:style>
+  <w:style w:type="paragraph" w:styleId="FootnoteText">
+    <w:name w:val="footnote text"/>
+    <w:basedOn w:val="Normal"/>
+    <w:link w:val="FootnoteTextChar"/>
+    <w:uiPriority w:val="99"/>
+    <w:semiHidden/>
+    <w:unhideWhenUsed/>
+    <w:rsid w:val="00E479BD"/>
+    <w:rPr>
+      <w:sz w:val="20"/>
+      <w:szCs w:val="20"/>
+    </w:rPr>
+  </w:style>
+  <w:style w:type="character" w:customStyle="1" w:styleId="FootnoteTextChar">
+    <w:name w:val="Footnote Text Char"/>
+    <w:basedOn w:val="DefaultParagraphFont"/>
+    <w:link w:val="FootnoteText"/>
+    <w:uiPriority w:val="99"/>
+    <w:semiHidden/>
+    <w:rsid w:val="00E479BD"/>
+    <w:rPr>
+      <w:rFonts w:ascii="Aptos" w:hAnsi="Aptos"/>
+      <w:sz w:val="20"/>
+      <w:szCs w:val="20"/>
+    </w:rPr>
+  </w:style>
+  <w:style w:type="character" w:styleId="FootnoteReference">
+    <w:name w:val="footnote reference"/>
+    <w:basedOn w:val="DefaultParagraphFont"/>
+    <w:uiPriority w:val="99"/>
+    <w:semiHidden/>
+    <w:unhideWhenUsed/>
+    <w:rsid w:val="00E479BD"/>
+    <w:rPr>
+      <w:vertAlign w:val="superscript"/>
     </w:rPr>
   </w:style>
 </w:styles>
@@ -1274,4 +2428,16 @@
     </a:ext>
   </a:extLst>
 </a:theme>
+</file>
+
+<file path=customXml/item1.xml><?xml version="1.0" encoding="utf-8"?>
+<b:Sources xmlns:b="http://schemas.openxmlformats.org/officeDocument/2006/bibliography" xmlns="http://schemas.openxmlformats.org/officeDocument/2006/bibliography" SelectedStyle="/APASixthEditionOfficeOnline.xsl" StyleName="APA" Version="6"/>
+</file>
+
+<file path=customXml/itemProps1.xml><?xml version="1.0" encoding="utf-8"?>
+<ds:datastoreItem xmlns:ds="http://schemas.openxmlformats.org/officeDocument/2006/customXml" ds:itemID="{A53D264C-E685-4043-9BE7-4334416308CC}">
+  <ds:schemaRefs>
+    <ds:schemaRef ds:uri="http://schemas.openxmlformats.org/officeDocument/2006/bibliography"/>
+  </ds:schemaRefs>
+</ds:datastoreItem>
 </file>
--- a/docs/BAOAB/Wiener_Process_Langevin_Equation_and_BAOAB_Integrator.docx
+++ b/docs/BAOAB/Wiener_Process_Langevin_Equation_and_BAOAB_Integrator.docx
@@ -908,7 +908,669 @@
         </w:rPr>
         <w:t>.</w:t>
       </w:r>
+      <w:r>
+        <w:rPr>
+          <w:rFonts w:eastAsiaTheme="minorEastAsia"/>
+        </w:rPr>
+        <w:t xml:space="preserve"> Based on (a) and (b) we say that </w:t>
+      </w:r>
+      <m:oMath>
+        <m:r>
+          <m:rPr>
+            <m:scr m:val="fraktur"/>
+          </m:rPr>
+          <w:rPr>
+            <w:rFonts w:ascii="Cambria Math" w:eastAsiaTheme="minorEastAsia" w:hAnsi="Cambria Math"/>
+          </w:rPr>
+          <m:t>F</m:t>
+        </m:r>
+      </m:oMath>
+      <w:r>
+        <w:rPr>
+          <w:rFonts w:eastAsiaTheme="minorEastAsia"/>
+        </w:rPr>
+        <w:t xml:space="preserve"> is an increasing family of sub-</w:t>
+      </w:r>
+      <m:oMath>
+        <m:r>
+          <w:rPr>
+            <w:rFonts w:ascii="Cambria Math" w:eastAsiaTheme="minorEastAsia" w:hAnsi="Cambria Math"/>
+          </w:rPr>
+          <m:t>σ</m:t>
+        </m:r>
+      </m:oMath>
+      <w:r>
+        <w:rPr>
+          <w:rFonts w:eastAsiaTheme="minorEastAsia"/>
+        </w:rPr>
+        <w:t>-algebras</w:t>
+      </w:r>
+      <w:r>
+        <w:rPr>
+          <w:rFonts w:eastAsiaTheme="minorEastAsia"/>
+        </w:rPr>
+        <w:t xml:space="preserve"> or a </w:t>
+      </w:r>
+      <w:r>
+        <w:rPr>
+          <w:rFonts w:eastAsiaTheme="minorEastAsia"/>
+          <w:i/>
+          <w:iCs/>
+        </w:rPr>
+        <w:t>filtration</w:t>
+      </w:r>
+      <w:r>
+        <w:rPr>
+          <w:rFonts w:eastAsiaTheme="minorEastAsia"/>
+        </w:rPr>
+        <w:t xml:space="preserve"> of </w:t>
+      </w:r>
+      <m:oMath>
+        <m:d>
+          <m:dPr>
+            <m:ctrlPr>
+              <w:rPr>
+                <w:rFonts w:ascii="Cambria Math" w:eastAsiaTheme="minorEastAsia" w:hAnsi="Cambria Math"/>
+                <w:i/>
+              </w:rPr>
+            </m:ctrlPr>
+          </m:dPr>
+          <m:e>
+            <m:r>
+              <m:rPr>
+                <m:sty m:val="p"/>
+              </m:rPr>
+              <w:rPr>
+                <w:rFonts w:ascii="Cambria Math" w:eastAsiaTheme="minorEastAsia" w:hAnsi="Cambria Math"/>
+              </w:rPr>
+              <m:t>Ω,</m:t>
+            </m:r>
+            <m:r>
+              <m:rPr>
+                <m:scr m:val="script"/>
+              </m:rPr>
+              <w:rPr>
+                <w:rFonts w:ascii="Cambria Math" w:eastAsiaTheme="minorEastAsia" w:hAnsi="Cambria Math"/>
+              </w:rPr>
+              <m:t>F</m:t>
+            </m:r>
+          </m:e>
+        </m:d>
+      </m:oMath>
+      <w:r>
+        <w:rPr>
+          <w:rFonts w:eastAsiaTheme="minorEastAsia"/>
+        </w:rPr>
+        <w:t xml:space="preserve">. </w:t>
+      </w:r>
+      <w:r>
+        <w:rPr>
+          <w:rFonts w:eastAsiaTheme="minorEastAsia"/>
+        </w:rPr>
+        <w:t xml:space="preserve">As a model element , </w:t>
+      </w:r>
+      <m:oMath>
+        <m:r>
+          <m:rPr>
+            <m:scr m:val="fraktur"/>
+          </m:rPr>
+          <w:rPr>
+            <w:rFonts w:ascii="Cambria Math" w:eastAsiaTheme="minorEastAsia" w:hAnsi="Cambria Math"/>
+          </w:rPr>
+          <m:t>F</m:t>
+        </m:r>
+      </m:oMath>
+      <w:r>
+        <w:rPr>
+          <w:rFonts w:eastAsiaTheme="minorEastAsia"/>
+        </w:rPr>
+        <w:t xml:space="preserve"> shows how information arrives that is, how uncertainty is resolved as time passes. </w:t>
+      </w:r>
+      <w:r>
+        <w:rPr>
+          <w:rFonts w:eastAsiaTheme="minorEastAsia"/>
+        </w:rPr>
+        <w:t xml:space="preserve">We interpret </w:t>
+      </w:r>
+      <m:oMath>
+        <m:sSub>
+          <m:sSubPr>
+            <m:ctrlPr>
+              <w:rPr>
+                <w:rFonts w:ascii="Cambria Math" w:eastAsiaTheme="minorEastAsia" w:hAnsi="Cambria Math"/>
+                <w:i/>
+              </w:rPr>
+            </m:ctrlPr>
+          </m:sSubPr>
+          <m:e>
+            <m:r>
+              <m:rPr>
+                <m:scr m:val="script"/>
+              </m:rPr>
+              <w:rPr>
+                <w:rFonts w:ascii="Cambria Math" w:eastAsiaTheme="minorEastAsia" w:hAnsi="Cambria Math"/>
+              </w:rPr>
+              <m:t>F</m:t>
+            </m:r>
+          </m:e>
+          <m:sub>
+            <m:r>
+              <w:rPr>
+                <w:rFonts w:ascii="Cambria Math" w:eastAsiaTheme="minorEastAsia" w:hAnsi="Cambria Math"/>
+              </w:rPr>
+              <m:t>t</m:t>
+            </m:r>
+          </m:sub>
+        </m:sSub>
+      </m:oMath>
+      <w:r>
+        <w:rPr>
+          <w:rFonts w:eastAsiaTheme="minorEastAsia"/>
+        </w:rPr>
+        <w:t xml:space="preserve"> as the set of all events whose occurrence or non-occurrence will be determinable at time </w:t>
+      </w:r>
+      <m:oMath>
+        <m:r>
+          <w:rPr>
+            <w:rFonts w:ascii="Cambria Math" w:eastAsiaTheme="minorEastAsia" w:hAnsi="Cambria Math"/>
+          </w:rPr>
+          <m:t>t</m:t>
+        </m:r>
+      </m:oMath>
+      <w:r>
+        <w:rPr>
+          <w:rFonts w:eastAsiaTheme="minorEastAsia"/>
+        </w:rPr>
+        <w:t xml:space="preserve">. </w:t>
+      </w:r>
+      <w:r>
+        <w:rPr>
+          <w:rFonts w:eastAsiaTheme="minorEastAsia"/>
+        </w:rPr>
+        <w:t xml:space="preserve">Let </w:t>
+      </w:r>
+      <m:oMath>
+        <m:sSub>
+          <m:sSubPr>
+            <m:ctrlPr>
+              <w:rPr>
+                <w:rFonts w:ascii="Cambria Math" w:eastAsiaTheme="minorEastAsia" w:hAnsi="Cambria Math"/>
+                <w:i/>
+              </w:rPr>
+            </m:ctrlPr>
+          </m:sSubPr>
+          <m:e>
+            <m:r>
+              <m:rPr>
+                <m:scr m:val="script"/>
+              </m:rPr>
+              <w:rPr>
+                <w:rFonts w:ascii="Cambria Math" w:eastAsiaTheme="minorEastAsia" w:hAnsi="Cambria Math"/>
+              </w:rPr>
+              <m:t>F</m:t>
+            </m:r>
+          </m:e>
+          <m:sub>
+            <m:r>
+              <w:rPr>
+                <w:rFonts w:ascii="Cambria Math" w:eastAsiaTheme="minorEastAsia" w:hAnsi="Cambria Math"/>
+              </w:rPr>
+              <m:t>∞</m:t>
+            </m:r>
+          </m:sub>
+        </m:sSub>
+      </m:oMath>
+      <w:r>
+        <w:rPr>
+          <w:rFonts w:eastAsiaTheme="minorEastAsia"/>
+        </w:rPr>
+        <w:t xml:space="preserve"> denote the smallest </w:t>
+      </w:r>
+      <m:oMath>
+        <m:r>
+          <w:rPr>
+            <w:rFonts w:ascii="Cambria Math" w:eastAsiaTheme="minorEastAsia" w:hAnsi="Cambria Math"/>
+          </w:rPr>
+          <m:t>σ</m:t>
+        </m:r>
+      </m:oMath>
+      <w:r>
+        <w:rPr>
+          <w:rFonts w:eastAsiaTheme="minorEastAsia"/>
+        </w:rPr>
+        <w:t xml:space="preserve">-algebra on </w:t>
+      </w:r>
+      <m:oMath>
+        <m:r>
+          <m:rPr>
+            <m:sty m:val="p"/>
+          </m:rPr>
+          <w:rPr>
+            <w:rFonts w:ascii="Cambria Math" w:eastAsiaTheme="minorEastAsia" w:hAnsi="Cambria Math"/>
+          </w:rPr>
+          <m:t>Ω</m:t>
+        </m:r>
+      </m:oMath>
+      <w:r>
+        <w:rPr>
+          <w:rFonts w:eastAsiaTheme="minorEastAsia"/>
+        </w:rPr>
+        <w:t xml:space="preserve"> containing all events in </w:t>
+      </w:r>
+      <m:oMath>
+        <m:sSub>
+          <m:sSubPr>
+            <m:ctrlPr>
+              <w:rPr>
+                <w:rFonts w:ascii="Cambria Math" w:eastAsiaTheme="minorEastAsia" w:hAnsi="Cambria Math"/>
+                <w:i/>
+              </w:rPr>
+            </m:ctrlPr>
+          </m:sSubPr>
+          <m:e>
+            <m:r>
+              <m:rPr>
+                <m:scr m:val="script"/>
+              </m:rPr>
+              <w:rPr>
+                <w:rFonts w:ascii="Cambria Math" w:eastAsiaTheme="minorEastAsia" w:hAnsi="Cambria Math"/>
+              </w:rPr>
+              <m:t>F</m:t>
+            </m:r>
+          </m:e>
+          <m:sub>
+            <m:r>
+              <w:rPr>
+                <w:rFonts w:ascii="Cambria Math" w:eastAsiaTheme="minorEastAsia" w:hAnsi="Cambria Math"/>
+              </w:rPr>
+              <m:t>t</m:t>
+            </m:r>
+          </m:sub>
+        </m:sSub>
+      </m:oMath>
+      <w:r>
+        <w:rPr>
+          <w:rFonts w:eastAsiaTheme="minorEastAsia"/>
+        </w:rPr>
+        <w:t xml:space="preserve"> for all </w:t>
+      </w:r>
+      <m:oMath>
+        <m:r>
+          <w:rPr>
+            <w:rFonts w:ascii="Cambria Math" w:eastAsiaTheme="minorEastAsia" w:hAnsi="Cambria Math"/>
+          </w:rPr>
+          <m:t>t</m:t>
+        </m:r>
+        <m:r>
+          <w:rPr>
+            <w:rFonts w:ascii="Cambria Math" w:eastAsiaTheme="minorEastAsia" w:hAnsi="Cambria Math"/>
+          </w:rPr>
+          <m:t>≥0</m:t>
+        </m:r>
+      </m:oMath>
+      <w:r>
+        <w:rPr>
+          <w:rFonts w:eastAsiaTheme="minorEastAsia"/>
+        </w:rPr>
+        <w:t xml:space="preserve">. Without significant loss of generality, we shall assume that the ambient </w:t>
+      </w:r>
+      <m:oMath>
+        <m:r>
+          <w:rPr>
+            <w:rFonts w:ascii="Cambria Math" w:eastAsiaTheme="minorEastAsia" w:hAnsi="Cambria Math"/>
+          </w:rPr>
+          <m:t>σ</m:t>
+        </m:r>
+      </m:oMath>
+      <w:r>
+        <w:rPr>
+          <w:rFonts w:eastAsiaTheme="minorEastAsia"/>
+        </w:rPr>
+        <w:t>-algebra</w:t>
+      </w:r>
+      <w:r>
+        <w:rPr>
+          <w:rFonts w:eastAsiaTheme="minorEastAsia"/>
+        </w:rPr>
+        <w:t xml:space="preserve"> is </w:t>
+      </w:r>
+      <m:oMath>
+        <m:sSub>
+          <m:sSubPr>
+            <m:ctrlPr>
+              <w:rPr>
+                <w:rFonts w:ascii="Cambria Math" w:eastAsiaTheme="minorEastAsia" w:hAnsi="Cambria Math"/>
+                <w:i/>
+              </w:rPr>
+            </m:ctrlPr>
+          </m:sSubPr>
+          <m:e>
+            <m:r>
+              <m:rPr>
+                <m:scr m:val="script"/>
+              </m:rPr>
+              <w:rPr>
+                <w:rFonts w:ascii="Cambria Math" w:eastAsiaTheme="minorEastAsia" w:hAnsi="Cambria Math"/>
+              </w:rPr>
+              <m:t>F</m:t>
+            </m:r>
+            <m:r>
+              <w:rPr>
+                <w:rFonts w:ascii="Cambria Math" w:eastAsiaTheme="minorEastAsia" w:hAnsi="Cambria Math"/>
+              </w:rPr>
+              <m:t>=</m:t>
+            </m:r>
+            <m:r>
+              <m:rPr>
+                <m:scr m:val="script"/>
+              </m:rPr>
+              <w:rPr>
+                <w:rFonts w:ascii="Cambria Math" w:eastAsiaTheme="minorEastAsia" w:hAnsi="Cambria Math"/>
+              </w:rPr>
+              <m:t>F</m:t>
+            </m:r>
+          </m:e>
+          <m:sub>
+            <m:r>
+              <w:rPr>
+                <w:rFonts w:ascii="Cambria Math" w:eastAsiaTheme="minorEastAsia" w:hAnsi="Cambria Math"/>
+              </w:rPr>
+              <m:t>∞</m:t>
+            </m:r>
+          </m:sub>
+        </m:sSub>
+      </m:oMath>
+      <w:r>
+        <w:rPr>
+          <w:rFonts w:eastAsiaTheme="minorEastAsia"/>
+        </w:rPr>
+        <w:t>.</w:t>
+      </w:r>
+      <w:r>
+        <w:rPr>
+          <w:rFonts w:eastAsiaTheme="minorEastAsia"/>
+        </w:rPr>
+        <w:t xml:space="preserve"> Whenever we describe </w:t>
+      </w:r>
+      <w:r>
+        <w:rPr>
+          <w:rFonts w:eastAsiaTheme="minorEastAsia"/>
+        </w:rPr>
+        <w:t xml:space="preserve">triple </w:t>
+      </w:r>
+      <m:oMath>
+        <m:d>
+          <m:dPr>
+            <m:ctrlPr>
+              <w:rPr>
+                <w:rFonts w:ascii="Cambria Math" w:eastAsiaTheme="minorEastAsia" w:hAnsi="Cambria Math"/>
+                <w:i/>
+              </w:rPr>
+            </m:ctrlPr>
+          </m:dPr>
+          <m:e>
+            <m:r>
+              <m:rPr>
+                <m:sty m:val="p"/>
+              </m:rPr>
+              <w:rPr>
+                <w:rFonts w:ascii="Cambria Math" w:eastAsiaTheme="minorEastAsia" w:hAnsi="Cambria Math"/>
+              </w:rPr>
+              <m:t>Ω,</m:t>
+            </m:r>
+            <m:r>
+              <m:rPr>
+                <m:scr m:val="script"/>
+              </m:rPr>
+              <w:rPr>
+                <w:rFonts w:ascii="Cambria Math" w:eastAsiaTheme="minorEastAsia" w:hAnsi="Cambria Math"/>
+              </w:rPr>
+              <m:t>F,</m:t>
+            </m:r>
+            <m:r>
+              <w:rPr>
+                <w:rFonts w:ascii="Cambria Math" w:eastAsiaTheme="minorEastAsia" w:hAnsi="Cambria Math"/>
+              </w:rPr>
+              <m:t>P</m:t>
+            </m:r>
+          </m:e>
+        </m:d>
+      </m:oMath>
+      <w:r>
+        <w:rPr>
+          <w:rFonts w:eastAsiaTheme="minorEastAsia"/>
+        </w:rPr>
+        <w:t xml:space="preserve">, it is understood that </w:t>
+      </w:r>
+      <w:r>
+        <w:rPr>
+          <w:rFonts w:ascii="Times New Roman" w:eastAsiaTheme="minorEastAsia" w:hAnsi="Times New Roman" w:cs="Times New Roman"/>
+        </w:rPr>
+        <w:t>(i)</w:t>
+      </w:r>
+      <w:r>
+        <w:rPr>
+          <w:rFonts w:eastAsiaTheme="minorEastAsia"/>
+        </w:rPr>
+        <w:t xml:space="preserve"> </w:t>
+      </w:r>
+      <m:oMath>
+        <m:d>
+          <m:dPr>
+            <m:ctrlPr>
+              <w:rPr>
+                <w:rFonts w:ascii="Cambria Math" w:eastAsiaTheme="minorEastAsia" w:hAnsi="Cambria Math"/>
+                <w:i/>
+              </w:rPr>
+            </m:ctrlPr>
+          </m:dPr>
+          <m:e>
+            <m:r>
+              <m:rPr>
+                <m:sty m:val="p"/>
+              </m:rPr>
+              <w:rPr>
+                <w:rFonts w:ascii="Cambria Math" w:eastAsiaTheme="minorEastAsia" w:hAnsi="Cambria Math"/>
+              </w:rPr>
+              <m:t>Ω,</m:t>
+            </m:r>
+            <m:r>
+              <m:rPr>
+                <m:scr m:val="script"/>
+              </m:rPr>
+              <w:rPr>
+                <w:rFonts w:ascii="Cambria Math" w:eastAsiaTheme="minorEastAsia" w:hAnsi="Cambria Math"/>
+              </w:rPr>
+              <m:t>F,</m:t>
+            </m:r>
+            <m:r>
+              <w:rPr>
+                <w:rFonts w:ascii="Cambria Math" w:eastAsiaTheme="minorEastAsia" w:hAnsi="Cambria Math"/>
+              </w:rPr>
+              <m:t>P</m:t>
+            </m:r>
+          </m:e>
+        </m:d>
+      </m:oMath>
+      <w:r>
+        <w:rPr>
+          <w:rFonts w:eastAsiaTheme="minorEastAsia"/>
+        </w:rPr>
+        <w:t xml:space="preserve"> is a probability space, </w:t>
+      </w:r>
+      <w:r>
+        <w:rPr>
+          <w:rFonts w:ascii="Times New Roman" w:eastAsiaTheme="minorEastAsia" w:hAnsi="Times New Roman" w:cs="Times New Roman"/>
+        </w:rPr>
+        <w:t>(ii)</w:t>
+      </w:r>
+      <w:r>
+        <w:rPr>
+          <w:rFonts w:eastAsiaTheme="minorEastAsia"/>
+        </w:rPr>
+        <w:t xml:space="preserve"> </w:t>
+      </w:r>
+      <m:oMath>
+        <m:r>
+          <m:rPr>
+            <m:scr m:val="fraktur"/>
+          </m:rPr>
+          <w:rPr>
+            <w:rFonts w:ascii="Cambria Math" w:eastAsiaTheme="minorEastAsia" w:hAnsi="Cambria Math"/>
+          </w:rPr>
+          <m:t>F=</m:t>
+        </m:r>
+        <m:d>
+          <m:dPr>
+            <m:begChr m:val="{"/>
+            <m:endChr m:val="}"/>
+            <m:ctrlPr>
+              <w:rPr>
+                <w:rFonts w:ascii="Cambria Math" w:eastAsiaTheme="minorEastAsia" w:hAnsi="Cambria Math"/>
+                <w:i/>
+              </w:rPr>
+            </m:ctrlPr>
+          </m:dPr>
+          <m:e>
+            <m:sSub>
+              <m:sSubPr>
+                <m:ctrlPr>
+                  <w:rPr>
+                    <w:rFonts w:ascii="Cambria Math" w:eastAsiaTheme="minorEastAsia" w:hAnsi="Cambria Math"/>
+                    <w:i/>
+                  </w:rPr>
+                </m:ctrlPr>
+              </m:sSubPr>
+              <m:e>
+                <m:r>
+                  <m:rPr>
+                    <m:scr m:val="script"/>
+                  </m:rPr>
+                  <w:rPr>
+                    <w:rFonts w:ascii="Cambria Math" w:eastAsiaTheme="minorEastAsia" w:hAnsi="Cambria Math"/>
+                  </w:rPr>
+                  <m:t>F</m:t>
+                </m:r>
+              </m:e>
+              <m:sub>
+                <m:r>
+                  <w:rPr>
+                    <w:rFonts w:ascii="Cambria Math" w:eastAsiaTheme="minorEastAsia" w:hAnsi="Cambria Math"/>
+                  </w:rPr>
+                  <m:t>t</m:t>
+                </m:r>
+              </m:sub>
+            </m:sSub>
+            <m:r>
+              <w:rPr>
+                <w:rFonts w:ascii="Cambria Math" w:eastAsiaTheme="minorEastAsia" w:hAnsi="Cambria Math"/>
+              </w:rPr>
+              <m:t>,t≥0</m:t>
+            </m:r>
+          </m:e>
+        </m:d>
+      </m:oMath>
+      <w:r>
+        <w:rPr>
+          <w:rFonts w:eastAsiaTheme="minorEastAsia"/>
+        </w:rPr>
+        <w:t xml:space="preserve"> is a filtration of </w:t>
+      </w:r>
+      <m:oMath>
+        <m:d>
+          <m:dPr>
+            <m:ctrlPr>
+              <w:rPr>
+                <w:rFonts w:ascii="Cambria Math" w:eastAsiaTheme="minorEastAsia" w:hAnsi="Cambria Math"/>
+                <w:i/>
+              </w:rPr>
+            </m:ctrlPr>
+          </m:dPr>
+          <m:e>
+            <m:r>
+              <m:rPr>
+                <m:sty m:val="p"/>
+              </m:rPr>
+              <w:rPr>
+                <w:rFonts w:ascii="Cambria Math" w:eastAsiaTheme="minorEastAsia" w:hAnsi="Cambria Math"/>
+              </w:rPr>
+              <m:t>Ω,</m:t>
+            </m:r>
+            <m:r>
+              <m:rPr>
+                <m:scr m:val="script"/>
+              </m:rPr>
+              <w:rPr>
+                <w:rFonts w:ascii="Cambria Math" w:eastAsiaTheme="minorEastAsia" w:hAnsi="Cambria Math"/>
+              </w:rPr>
+              <m:t>F</m:t>
+            </m:r>
+          </m:e>
+        </m:d>
+      </m:oMath>
+      <w:r>
+        <w:rPr>
+          <w:rFonts w:eastAsiaTheme="minorEastAsia"/>
+        </w:rPr>
+        <w:t xml:space="preserve">, and </w:t>
+      </w:r>
+      <w:r>
+        <w:rPr>
+          <w:rFonts w:ascii="Times New Roman" w:eastAsiaTheme="minorEastAsia" w:hAnsi="Times New Roman" w:cs="Times New Roman"/>
+        </w:rPr>
+        <w:t>(iii)</w:t>
+      </w:r>
+      <w:r>
+        <w:rPr>
+          <w:rFonts w:eastAsiaTheme="minorEastAsia"/>
+        </w:rPr>
+        <w:t xml:space="preserve"> </w:t>
+      </w:r>
+      <m:oMath>
+        <m:sSub>
+          <m:sSubPr>
+            <m:ctrlPr>
+              <w:rPr>
+                <w:rFonts w:ascii="Cambria Math" w:eastAsiaTheme="minorEastAsia" w:hAnsi="Cambria Math"/>
+                <w:i/>
+              </w:rPr>
+            </m:ctrlPr>
+          </m:sSubPr>
+          <m:e>
+            <m:r>
+              <m:rPr>
+                <m:scr m:val="script"/>
+              </m:rPr>
+              <w:rPr>
+                <w:rFonts w:ascii="Cambria Math" w:eastAsiaTheme="minorEastAsia" w:hAnsi="Cambria Math"/>
+              </w:rPr>
+              <m:t>F=F</m:t>
+            </m:r>
+          </m:e>
+          <m:sub>
+            <m:r>
+              <w:rPr>
+                <w:rFonts w:ascii="Cambria Math" w:eastAsiaTheme="minorEastAsia" w:hAnsi="Cambria Math"/>
+              </w:rPr>
+              <m:t>∞</m:t>
+            </m:r>
+          </m:sub>
+        </m:sSub>
+      </m:oMath>
+      <w:r>
+        <w:rPr>
+          <w:rFonts w:eastAsiaTheme="minorEastAsia"/>
+        </w:rPr>
+        <w:t>.</w:t>
+      </w:r>
     </w:p>
+    <w:p/>
+    <w:p>
+      <w:r>
+        <w:t>Definition stopping time</w:t>
+      </w:r>
+    </w:p>
+    <w:p/>
     <w:p/>
     <w:p/>
     <w:sectPr>
@@ -2435,7 +3097,7 @@
 </file>
 
 <file path=customXml/itemProps1.xml><?xml version="1.0" encoding="utf-8"?>
-<ds:datastoreItem xmlns:ds="http://schemas.openxmlformats.org/officeDocument/2006/customXml" ds:itemID="{A53D264C-E685-4043-9BE7-4334416308CC}">
+<ds:datastoreItem xmlns:ds="http://schemas.openxmlformats.org/officeDocument/2006/customXml" ds:itemID="{828CF463-6AC9-664A-A49E-487957C8AE3F}">
   <ds:schemaRefs>
     <ds:schemaRef ds:uri="http://schemas.openxmlformats.org/officeDocument/2006/bibliography"/>
   </ds:schemaRefs>

--- a/docs/BAOAB/Wiener_Process_Langevin_Equation_and_BAOAB_Integrator.docx
+++ b/docs/BAOAB/Wiener_Process_Langevin_Equation_and_BAOAB_Integrator.docx
@@ -1567,10 +1567,109 @@
     <w:p/>
     <w:p>
       <w:r>
-        <w:t>Definition stopping time</w:t>
+        <w:rPr>
+          <w:b/>
+          <w:bCs/>
+        </w:rPr>
+        <w:t>Definition</w:t>
+      </w:r>
+      <w:r>
+        <w:t xml:space="preserve"> </w:t>
+      </w:r>
+      <w:r>
+        <w:rPr>
+          <w:i/>
+          <w:iCs/>
+        </w:rPr>
+        <w:t>S</w:t>
+      </w:r>
+      <w:r>
+        <w:rPr>
+          <w:i/>
+          <w:iCs/>
+        </w:rPr>
+        <w:t>topping time</w:t>
       </w:r>
     </w:p>
-    <w:p/>
+    <w:p>
+      <w:r>
+        <w:t xml:space="preserve">Let </w:t>
+      </w:r>
+      <m:oMath>
+        <m:d>
+          <m:dPr>
+            <m:ctrlPr>
+              <w:rPr>
+                <w:rFonts w:ascii="Cambria Math" w:eastAsiaTheme="minorEastAsia" w:hAnsi="Cambria Math"/>
+                <w:i/>
+              </w:rPr>
+            </m:ctrlPr>
+          </m:dPr>
+          <m:e>
+            <m:r>
+              <m:rPr>
+                <m:sty m:val="p"/>
+              </m:rPr>
+              <w:rPr>
+                <w:rFonts w:ascii="Cambria Math" w:eastAsiaTheme="minorEastAsia" w:hAnsi="Cambria Math"/>
+              </w:rPr>
+              <m:t>Ω,</m:t>
+            </m:r>
+            <m:r>
+              <m:rPr>
+                <m:scr m:val="script"/>
+              </m:rPr>
+              <w:rPr>
+                <w:rFonts w:ascii="Cambria Math" w:eastAsiaTheme="minorEastAsia" w:hAnsi="Cambria Math"/>
+              </w:rPr>
+              <m:t>F,</m:t>
+            </m:r>
+            <m:r>
+              <w:rPr>
+                <w:rFonts w:ascii="Cambria Math" w:eastAsiaTheme="minorEastAsia" w:hAnsi="Cambria Math"/>
+              </w:rPr>
+              <m:t>P</m:t>
+            </m:r>
+          </m:e>
+        </m:d>
+      </m:oMath>
+      <w:r>
+        <w:rPr>
+          <w:rFonts w:eastAsiaTheme="minorEastAsia"/>
+        </w:rPr>
+        <w:t xml:space="preserve"> </w:t>
+      </w:r>
+      <w:r>
+        <w:rPr>
+          <w:rFonts w:eastAsiaTheme="minorEastAsia"/>
+        </w:rPr>
+        <w:t>be</w:t>
+      </w:r>
+      <w:r>
+        <w:rPr>
+          <w:rFonts w:eastAsiaTheme="minorEastAsia"/>
+        </w:rPr>
+        <w:t xml:space="preserve"> a </w:t>
+      </w:r>
+      <w:r>
+        <w:rPr>
+          <w:rFonts w:eastAsiaTheme="minorEastAsia"/>
+        </w:rPr>
+        <w:t xml:space="preserve">filtered </w:t>
+      </w:r>
+      <w:r>
+        <w:rPr>
+          <w:rFonts w:eastAsiaTheme="minorEastAsia"/>
+        </w:rPr>
+        <w:t>probability space</w:t>
+      </w:r>
+      <w:r>
+        <w:rPr>
+          <w:rFonts w:eastAsiaTheme="minorEastAsia"/>
+        </w:rPr>
+        <w:t>.</w:t>
+      </w:r>
+    </w:p>
     <w:p/>
     <w:p/>
     <w:sectPr>
@@ -3097,7 +3196,7 @@
 </file>
 
 <file path=customXml/itemProps1.xml><?xml version="1.0" encoding="utf-8"?>
-<ds:datastoreItem xmlns:ds="http://schemas.openxmlformats.org/officeDocument/2006/customXml" ds:itemID="{828CF463-6AC9-664A-A49E-487957C8AE3F}">
+<ds:datastoreItem xmlns:ds="http://schemas.openxmlformats.org/officeDocument/2006/customXml" ds:itemID="{4B742E7E-5E28-0F42-9D81-C508D323BFED}">
   <ds:schemaRefs>
     <ds:schemaRef ds:uri="http://schemas.openxmlformats.org/officeDocument/2006/bibliography"/>
   </ds:schemaRefs>
